--- a/Устав/_документы/Резолюция ВП о назначении члена Управляющего совета.docx
+++ b/Устав/_документы/Резолюция ВП о назначении члена Управляющего совета.docx
@@ -14,6 +14,8 @@
           <w:lang w:val="en-US"/>
         </w:rPr>
       </w:pPr>
+      <w:bookmarkStart w:id="0" w:name="_GoBack"/>
+      <w:bookmarkEnd w:id="0"/>
       <w:r>
         <w:rPr>
           <w:rFonts w:ascii="Arial" w:hAnsi="Arial" w:cs="Arial"/>
@@ -234,8 +236,6 @@
           <w:lang w:val="en-US"/>
         </w:rPr>
       </w:pPr>
-      <w:bookmarkStart w:id="0" w:name="_GoBack"/>
-      <w:bookmarkEnd w:id="0"/>
     </w:p>
     <w:p>
       <w:pPr>
@@ -640,7 +640,21 @@
           <w:rFonts w:ascii="Arial" w:hAnsi="Arial" w:cs="Arial"/>
           <w:sz w:val="24"/>
         </w:rPr>
-        <w:t>Заместителя Главного исполнительного директора — члена Управляющего Совета Центрально-Ази</w:t>
+        <w:t xml:space="preserve">Заместителя Главного исполнительного директора </w:t>
+      </w:r>
+      <w:r>
+        <w:rPr>
+          <w:rFonts w:ascii="Arial" w:hAnsi="Arial" w:cs="Arial"/>
+          <w:sz w:val="24"/>
+        </w:rPr>
+        <w:t>–</w:t>
+      </w:r>
+      <w:r>
+        <w:rPr>
+          <w:rFonts w:ascii="Arial" w:hAnsi="Arial" w:cs="Arial"/>
+          <w:sz w:val="24"/>
+        </w:rPr>
+        <w:t xml:space="preserve"> члена Управляющего Совета Центрально-Ази</w:t>
       </w:r>
       <w:r>
         <w:rPr>

--- a/Устав/_документы/Резолюция ВП о назначении члена Управляющего совета.docx
+++ b/Устав/_документы/Резолюция ВП о назначении члена Управляющего совета.docx
@@ -272,15 +272,47 @@
           <w:sz w:val="24"/>
           <w:lang w:val="en-US"/>
         </w:rPr>
-        <w:t>RESOLVED, that Mr. Alexander Kononets shall be appointed to the position of Deputy Chief Executive Officer of the Management Council of Central Asia Climate Foundation with effec</w:t>
-      </w:r>
-      <w:r>
-        <w:rPr>
-          <w:rFonts w:ascii="Arial" w:hAnsi="Arial" w:cs="Arial"/>
-          <w:sz w:val="24"/>
-          <w:lang w:val="en-US"/>
-        </w:rPr>
-        <w:t>tive date from «1» October 2026</w:t>
+        <w:t xml:space="preserve">RESOLVED, that Mr. Alexander Kononets shall be appointed </w:t>
+      </w:r>
+      <w:r>
+        <w:rPr>
+          <w:rFonts w:ascii="Arial" w:hAnsi="Arial" w:cs="Arial"/>
+          <w:sz w:val="24"/>
+          <w:lang w:val="en-US"/>
+        </w:rPr>
+        <w:t>to the position of Deputy Chief Executive Officer for Strategy and Projects, member of the Management Council</w:t>
+      </w:r>
+      <w:r>
+        <w:rPr>
+          <w:rFonts w:ascii="Arial" w:hAnsi="Arial" w:cs="Arial"/>
+          <w:sz w:val="24"/>
+          <w:lang w:val="en-US"/>
+        </w:rPr>
+        <w:t xml:space="preserve"> of Central Asia Climate Foundation with effec</w:t>
+      </w:r>
+      <w:r>
+        <w:rPr>
+          <w:rFonts w:ascii="Arial" w:hAnsi="Arial" w:cs="Arial"/>
+          <w:sz w:val="24"/>
+          <w:lang w:val="en-US"/>
+        </w:rPr>
+        <w:t>tive date from «</w:t>
+      </w:r>
+      <w:r>
+        <w:rPr>
+          <w:rFonts w:ascii="Arial" w:hAnsi="Arial" w:cs="Arial"/>
+          <w:sz w:val="24"/>
+          <w:lang w:val="en-US"/>
+        </w:rPr>
+        <w:t>___</w:t>
+      </w:r>
+      <w:r>
+        <w:rPr>
+          <w:rFonts w:ascii="Arial" w:hAnsi="Arial" w:cs="Arial"/>
+          <w:sz w:val="24"/>
+          <w:lang w:val="en-US"/>
+        </w:rPr>
+        <w:t>» October 2026</w:t>
       </w:r>
       <w:r>
         <w:rPr>
@@ -633,35 +665,35 @@
           <w:rFonts w:ascii="Arial" w:hAnsi="Arial" w:cs="Arial"/>
           <w:sz w:val="24"/>
         </w:rPr>
-        <w:t xml:space="preserve"> назначается на должность </w:t>
-      </w:r>
-      <w:r>
-        <w:rPr>
-          <w:rFonts w:ascii="Arial" w:hAnsi="Arial" w:cs="Arial"/>
-          <w:sz w:val="24"/>
-        </w:rPr>
-        <w:t xml:space="preserve">Заместителя Главного исполнительного директора </w:t>
-      </w:r>
-      <w:r>
-        <w:rPr>
-          <w:rFonts w:ascii="Arial" w:hAnsi="Arial" w:cs="Arial"/>
-          <w:sz w:val="24"/>
-        </w:rPr>
-        <w:t>–</w:t>
-      </w:r>
-      <w:r>
-        <w:rPr>
-          <w:rFonts w:ascii="Arial" w:hAnsi="Arial" w:cs="Arial"/>
-          <w:sz w:val="24"/>
-        </w:rPr>
-        <w:t xml:space="preserve"> члена Управляющего Совета Центрально-Ази</w:t>
-      </w:r>
-      <w:r>
-        <w:rPr>
-          <w:rFonts w:ascii="Arial" w:hAnsi="Arial" w:cs="Arial"/>
-          <w:sz w:val="24"/>
-        </w:rPr>
-        <w:t>атского Климатического Фонда с 1</w:t>
+        <w:t xml:space="preserve"> назначается </w:t>
+      </w:r>
+      <w:r>
+        <w:rPr>
+          <w:rFonts w:ascii="Arial" w:hAnsi="Arial" w:cs="Arial"/>
+          <w:sz w:val="24"/>
+        </w:rPr>
+        <w:t>на должность Заместителя Главного исполнительного директора по стратегии и проектам – члена</w:t>
+      </w:r>
+      <w:r>
+        <w:rPr>
+          <w:rFonts w:ascii="Arial" w:hAnsi="Arial" w:cs="Arial"/>
+          <w:sz w:val="24"/>
+        </w:rPr>
+        <w:t xml:space="preserve"> Управляющего Совета Центрально-Ази</w:t>
+      </w:r>
+      <w:r>
+        <w:rPr>
+          <w:rFonts w:ascii="Arial" w:hAnsi="Arial" w:cs="Arial"/>
+          <w:sz w:val="24"/>
+        </w:rPr>
+        <w:t xml:space="preserve">атского Климатического Фонда с </w:t>
+      </w:r>
+      <w:r>
+        <w:rPr>
+          <w:rFonts w:ascii="Arial" w:hAnsi="Arial" w:cs="Arial"/>
+          <w:sz w:val="24"/>
+        </w:rPr>
+        <w:t>___</w:t>
       </w:r>
       <w:r>
         <w:rPr>
